--- a/content-src/docx/R TLS 2002 01 25 Hill Speech Speech.docx
+++ b/content-src/docx/R TLS 2002 01 25 Hill Speech Speech.docx
@@ -42,7 +42,16 @@
         <w:spacing w:before="240" w:after="240"/>
       </w:pPr>
       <w:r>
-        <w:t>One of the students whom Geoffrey Hill taught at Cambridge (1981–8) used to quote his tutor in letters to friends. This, for example, was Hill announcing the next term’s reading list (the ellipses indicating lugubrious pauses): “And English Literature . . . in the Sixteenth Century . . . (Excluding Drama) . . . by C. S. Lewis . . . with whose . . . The Lion . . . the Witch . . . and the Wardrobe . . . you may be more happily familiar.”</w:t>
+        <w:t xml:space="preserve">One of the students whom Geoffrey Hill taught at Cambridge (1981–8) used to quote his tutor in letters to friends. This, for example, was Hill announcing the next term’s reading list (the ellipses indicating lugubrious pauses): </w:t>
+      </w:r>
+      <w:r>
+        <w:t xml:space="preserve">&lt;quote&gt;</w:t>
+      </w:r>
+      <w:r>
+        <w:t xml:space="preserve">And English Literature . . . in the Sixteenth Century . . . (Excluding Drama) . . . by C. S. Lewis . . . with whose . . . The Lion . . . the Witch . . . and the Wardrobe . . . you may be more happily familiar.</w:t>
+      </w:r>
+      <w:r>
+        <w:t xml:space="preserve">&lt;/quote&gt;</w:t>
       </w:r>
     </w:p>
     <w:p>
@@ -160,13 +169,25 @@
         <w:spacing w:before="240" w:after="240"/>
       </w:pPr>
       <w:r>
-        <w:t>However, the poem is also passionate, comical and even tender in places, utterly committed to what it sees as the public good. It enacts the pressures against which it labours, and</w:t>
-      </w:r>
-      <w:r>
-        <w:t xml:space="preserve"> absorbs them into the texture of the poem. These pressures include a debased public language, an amnesiac public, a culture given over solely to commerce and sensation, a contemptuous lack of seriousness and attention. Years ago, in a discussion of Yeats’s “The Circus Animals’ Desertion”, Hill asked: “How is it possible, though, to revoke ‘masterful images’ in images that are themselves masterful? How can one renounce ‘completion’ with epithets and rhyme patterns that in themselves retain a certain </w:t>
-      </w:r>
-      <w:r>
-        <w:t>repleteness?” And elsewhere, discussing Pound, he observed that</w:t>
+        <w:t xml:space="preserve">However, the poem is also passionate, comical and even tender in places, utterly committed to what it sees as the public good. It enacts the pressures against which it labours, and</w:t>
+      </w:r>
+      <w:r>
+        <w:t xml:space="preserve"> absorbs them into the texture of the poem. These pressures include a debased public language, an amnesiac public, a culture given over solely to commerce and sensation, a contemptuous lack of seriousness and attention. Years ago, in a discussion of Yeats’s “The Circus Animals’ Desertion”, Hill asked: </w:t>
+      </w:r>
+      <w:r>
+        <w:t xml:space="preserve">&lt;quote&gt;</w:t>
+      </w:r>
+      <w:r>
+        <w:t xml:space="preserve">How is it possible, though, to revoke ‘masterful images’ in images that are themselves masterful? How can one renounce ‘completion’ with epithets and rhyme patterns that in themselves retain a certain </w:t>
+      </w:r>
+      <w:r>
+        <w:t xml:space="preserve">repleteness?</w:t>
+      </w:r>
+      <w:r>
+        <w:t xml:space="preserve">&lt;/quote&gt;</w:t>
+      </w:r>
+      <w:r>
+        <w:t xml:space="preserve"> And elsewhere, discussing Pound, he observed that</w:t>
       </w:r>
     </w:p>
     <w:p>
@@ -235,14 +256,21 @@
         <w:spacing w:before="240" w:after="240"/>
       </w:pPr>
       <w:r>
-        <w:t>Shambles of peripeteia to discover</w:t>
+        <w:t xml:space="preserve">&lt;quote&gt;</w:t>
+      </w:r>
+      <w:r>
+        <w:t xml:space="preserve">Shambles of peripeteia to discover</w:t>
       </w:r>
       <w:r>
         <w:br/>
+      </w:r>
+      <w:r>
         <w:t xml:space="preserve"> history if not to make it. Loud laughter</w:t>
       </w:r>
       <w:r>
         <w:br/>
+      </w:r>
+      <w:r>
         <w:t xml:space="preserve"> track | poór</w:t>
       </w:r>
       <w:r>
@@ -250,31 +278,48 @@
       </w:r>
       <w:r>
         <w:br/>
+      </w:r>
+      <w:r>
         <w:t xml:space="preserve"> This needs working on but then who needs it?</w:t>
       </w:r>
       <w:r>
         <w:br/>
+      </w:r>
+      <w:r>
         <w:t xml:space="preserve"> AMICUS, his own worst enemy? Make a good</w:t>
       </w:r>
       <w:r>
         <w:br/>
+      </w:r>
+      <w:r>
         <w:t xml:space="preserve"> ending, as they used to say. So give me</w:t>
       </w:r>
       <w:r>
         <w:br/>
+      </w:r>
+      <w:r>
         <w:t xml:space="preserve"> yoúr prescription for the good life and I</w:t>
       </w:r>
       <w:r>
         <w:br/>
+      </w:r>
+      <w:r>
         <w:t xml:space="preserve"> will teár through it. Dissever sensual</w:t>
       </w:r>
       <w:r>
         <w:br/>
+      </w:r>
+      <w:r>
         <w:t xml:space="preserve"> from sensuous, licence from freedom: choose</w:t>
       </w:r>
       <w:r>
         <w:br/>
+      </w:r>
+      <w:r>
         <w:t xml:space="preserve"> between real status and real authority.</w:t>
+      </w:r>
+      <w:r>
+        <w:t xml:space="preserve">&lt;/quote&gt;</w:t>
       </w:r>
     </w:p>
     <w:p>

--- a/content-src/docx/R TLS 2002 01 25 Hill Speech Speech.docx
+++ b/content-src/docx/R TLS 2002 01 25 Hill Speech Speech.docx
@@ -45,13 +45,13 @@
         <w:t xml:space="preserve">One of the students whom Geoffrey Hill taught at Cambridge (1981–8) used to quote his tutor in letters to friends. This, for example, was Hill announcing the next term’s reading list (the ellipses indicating lugubrious pauses): </w:t>
       </w:r>
       <w:r>
-        <w:t xml:space="preserve">&lt;quote&gt;</w:t>
+        <w:t xml:space="preserve">“</w:t>
       </w:r>
       <w:r>
         <w:t xml:space="preserve">And English Literature . . . in the Sixteenth Century . . . (Excluding Drama) . . . by C. S. Lewis . . . with whose . . . The Lion . . . the Witch . . . and the Wardrobe . . . you may be more happily familiar.</w:t>
       </w:r>
       <w:r>
-        <w:t xml:space="preserve">&lt;/quote&gt;</w:t>
+        <w:t xml:space="preserve">”</w:t>
       </w:r>
     </w:p>
     <w:p>
@@ -175,7 +175,7 @@
         <w:t xml:space="preserve"> absorbs them into the texture of the poem. These pressures include a debased public language, an amnesiac public, a culture given over solely to commerce and sensation, a contemptuous lack of seriousness and attention. Years ago, in a discussion of Yeats’s “The Circus Animals’ Desertion”, Hill asked: </w:t>
       </w:r>
       <w:r>
-        <w:t xml:space="preserve">&lt;quote&gt;</w:t>
+        <w:t xml:space="preserve">“</w:t>
       </w:r>
       <w:r>
         <w:t xml:space="preserve">How is it possible, though, to revoke ‘masterful images’ in images that are themselves masterful? How can one renounce ‘completion’ with epithets and rhyme patterns that in themselves retain a certain </w:t>
@@ -184,7 +184,7 @@
         <w:t xml:space="preserve">repleteness?</w:t>
       </w:r>
       <w:r>
-        <w:t xml:space="preserve">&lt;/quote&gt;</w:t>
+        <w:t xml:space="preserve">”</w:t>
       </w:r>
       <w:r>
         <w:t xml:space="preserve"> And elsewhere, discussing Pound, he observed that</w:t>

--- a/content-src/docx/R TLS 2002 01 25 Hill Speech Speech.docx
+++ b/content-src/docx/R TLS 2002 01 25 Hill Speech Speech.docx
@@ -30,6 +30,11 @@
       </w:r>
       <w:r>
         <w:t>60pp, Penguin, £9.99&lt;/details&gt;</w:t>
+      </w:r>
+    </w:p>
+    <w:p>
+      <w:r>
+        <w:t xml:space="preserve">&lt;category&gt;poetry&lt;/category&gt;</w:t>
       </w:r>
     </w:p>
     <w:p>

--- a/content-src/docx/R TLS 2002 01 25 Hill Speech Speech.docx
+++ b/content-src/docx/R TLS 2002 01 25 Hill Speech Speech.docx
@@ -53,7 +53,7 @@
         <w:t xml:space="preserve">“</w:t>
       </w:r>
       <w:r>
-        <w:t xml:space="preserve">And English Literature . . . in the Sixteenth Century . . . (Excluding Drama) . . . by C. S. Lewis . . . with whose . . . The Lion . . . the Witch . . . and the Wardrobe . . . you may be more happily familiar.</w:t>
+        <w:t xml:space="preserve">And English Literature… in the Sixteenth Century… (Excluding Drama)… by C. S. Lewis… with whose… The Lion… the Witch… and the Wardrobe… you may be more happily familiar.</w:t>
       </w:r>
       <w:r>
         <w:t xml:space="preserve">”</w:t>
@@ -210,7 +210,7 @@
         <w:t>Hugh Selwyn Mauberley</w:t>
       </w:r>
       <w:r>
-        <w:t>—phrase callously jostling phrase, implication merging into implication . . . sententiae curtly abandoned. These become the key instruments of “the intelligence at bay”.</w:t>
+        <w:t>—phrase callously jostling phrase, implication merging into implication… sententiae curtly abandoned. These become the key instruments of “the intelligence at bay”.</w:t>
       </w:r>
     </w:p>
     <w:p>
@@ -246,7 +246,7 @@
         <w:t>Cantos</w:t>
       </w:r>
       <w:r>
-        <w:t xml:space="preserve"> (“I cannot make it cohere”) is echoed in Hill’s own interjections (“If I could once focus . . . on a single factor, / self-centre</w:t>
+        <w:t xml:space="preserve"> (“I cannot make it cohere”) is echoed in Hill’s own interjections (“If I could once focus… on a single factor, / self-centre</w:t>
       </w:r>
       <w:r>
         <w:t xml:space="preserve"> of anomie”; “coherence / though not at any price”; “your incoherence / the volatility of a dead age”). “My God, he can pack it in”, Hill mockingly writes at one point, in a line overlaid by various innuendos; and Hill does, indeed, conjure an </w:t>
@@ -366,10 +366,10 @@
         <w:t>Speech! Speech!</w:t>
       </w:r>
       <w:r>
-        <w:t xml:space="preserve"> is vitally concerned with communication; with words and messages received, unreceived, understood and misunderstood: “Strengthen your signal I AM LOSING YOU. That / always gets to them”, he puns at one point. Hill once wrote beautifully and movingly of Dietrich Bonhoeffer that “Against wild reasons of the State / his words are quiet, but not too quiet. / We hear too late, or not too late”: here Hill writes of “clues received from sputtering agents of Marconi; from Imre Nagy . . .”, not the last reference t</w:t>
-      </w:r>
-      <w:r>
-        <w:t>o broadcasts in a book that thoroughly explores media and mediation, whether in fax, email, theatre, law courts, the Internet, prayer, speech, newspapers, poetry, cinema, sculpture, or painting. (Imre Nagy’s final broadcast was an appeal for help from the West as the Soviet Union invaded his native Hungary; the plea was ignored, and Nagy was executed.) Broadcasters crop up, named and unnamed, throughout: “Try Hilversum . . . . Give / Luxembourg a miss for old times’ sake.” (Axis Sally broadcast from Hilvers</w:t>
+        <w:t xml:space="preserve"> is vitally concerned with communication; with words and messages received, unreceived, understood and misunderstood: “Strengthen your signal I AM LOSING YOU. That / always gets to them”, he puns at one point. Hill once wrote beautifully and movingly of Dietrich Bonhoeffer that “Against wild reasons of the State / his words are quiet, but not too quiet. / We hear too late, or not too late”: here Hill writes of “clues received from sputtering agents of Marconi; from Imre Nagy…”, not the last reference t</w:t>
+      </w:r>
+      <w:r>
+        <w:t>o broadcasts in a book that thoroughly explores media and mediation, whether in fax, email, theatre, law courts, the Internet, prayer, speech, newspapers, poetry, cinema, sculpture, or painting. (Imre Nagy’s final broadcast was an appeal for help from the West as the Soviet Union invaded his native Hungary; the plea was ignored, and Nagy was executed.) Broadcasters crop up, named and unnamed, throughout: “Try Hilversum…. Give / Luxembourg a miss for old times’ sake.” (Axis Sally broadcast from Hilvers</w:t>
       </w:r>
       <w:r>
         <w:t xml:space="preserve">um; Lord Haw Haw from Luxembourg.) “Daventry and Droitwich / are still transmitting—cries of disbelief, / recognizance evasions that return / with a comet’s faithfulness of assignation” (suggesting the failure to save Jewish lives, despite widespread knowledge of their fate). The writers Chinua Achebe and Christopher Okigbo, variously alluded to, both worked for Nigerian radio before the Biafran conflict, sinister and exemplary details of which are found throughout </w:t>
@@ -421,7 +421,7 @@
         <w:t>rity in English history; his dissenting, Puritan voice still agonizes over the corruption of the leaders of Church and State, while despising, conversely, the anarchic individualism represented by, among others, Emerson (as a scathing passage on Brook Farm suggests). So</w:t>
       </w:r>
       <w:r>
-        <w:t xml:space="preserve"> the question of authority, arbitration and proper judgment recurs (“contestant juries / dealing out faith for faith”; “anomie is as good a word as any; / so pick any; who on earth will protest?”), and refuses resolution; the lyrical pastoral passages, for which Hill is most widely admired, periodically offer and withdraw “a Paradiso / not accounted for—unaccountable— / eternally in prospect . . .”. Perhaps his next book, </w:t>
+        <w:t xml:space="preserve"> the question of authority, arbitration and proper judgment recurs (“contestant juries / dealing out faith for faith”; “anomie is as good a word as any; / so pick any; who on earth will protest?”), and refuses resolution; the lyrical pastoral passages, for which Hill is most widely admired, periodically offer and withdraw “a Paradiso / not accounted for—unaccountable— / eternally in prospect…”. Perhaps his next book, </w:t>
       </w:r>
       <w:r>
         <w:rPr>
